--- a/Documentations/毕业设计（论文）中期检查学生自查表.docx
+++ b/Documentations/毕业设计（论文）中期检查学生自查表.docx
@@ -3175,7 +3175,7 @@
             <w:pPr>
               <w:pStyle w:val="TableParagraph"/>
               <w:spacing w:beforeLines="50" w:before="120" w:afterLines="50" w:after="120"/>
-              <w:ind w:leftChars="65" w:left="143" w:rightChars="26" w:right="57"/>
+              <w:ind w:leftChars="65" w:left="143" w:rightChars="28" w:right="62"/>
               <w:jc w:val="both"/>
               <w:rPr>
                 <w:rFonts w:ascii="Times New Roman" w:hAnsi="Times New Roman" w:cs="Times New Roman"/>
@@ -3279,7 +3279,7 @@
             <w:pPr>
               <w:pStyle w:val="TableParagraph"/>
               <w:spacing w:beforeLines="50" w:before="120" w:afterLines="50" w:after="120"/>
-              <w:ind w:leftChars="65" w:left="143" w:rightChars="26" w:right="57"/>
+              <w:ind w:leftChars="65" w:left="143" w:rightChars="28" w:right="62"/>
               <w:jc w:val="both"/>
               <w:rPr>
                 <w:rFonts w:ascii="Times New Roman" w:hAnsi="Times New Roman" w:cs="Times New Roman"/>
@@ -3373,7 +3373,7 @@
             <w:pPr>
               <w:pStyle w:val="TableParagraph"/>
               <w:spacing w:beforeLines="50" w:before="120" w:afterLines="50" w:after="120"/>
-              <w:ind w:leftChars="65" w:left="143" w:rightChars="26" w:right="57"/>
+              <w:ind w:leftChars="65" w:left="143" w:rightChars="28" w:right="62"/>
               <w:jc w:val="both"/>
               <w:rPr>
                 <w:rFonts w:ascii="Times New Roman" w:hAnsi="Times New Roman" w:cs="Times New Roman"/>
@@ -3557,6 +3557,15 @@
                 <w:lang w:val="en-US"/>
               </w:rPr>
             </w:pPr>
+            <w:r>
+              <w:rPr>
+                <w:rFonts w:ascii="Times New Roman" w:hAnsi="Times New Roman" w:cs="Times New Roman"/>
+                <w:sz w:val="21"/>
+                <w:szCs w:val="21"/>
+                <w:lang w:val="en-US"/>
+              </w:rPr>
+              <w:t>针对幕墙毕设工作中尚存问题，聚焦重点、争取突破。审核通过。</w:t>
+            </w:r>
           </w:p>
         </w:tc>
       </w:tr>
@@ -3580,6 +3589,139 @@
       <w:r>
         <w:rPr>
           <w:rFonts w:ascii="Times New Roman" w:hAnsi="Times New Roman" w:cs="Times New Roman"/>
+          <w:lang w:val="en-US"/>
+        </w:rPr>
+        <w:drawing>
+          <wp:anchor distT="0" distB="0" distL="114300" distR="114300" simplePos="0" relativeHeight="251662336" behindDoc="1" locked="0" layoutInCell="1" allowOverlap="1" wp14:anchorId="75D5D02D" wp14:editId="77D8EE8A">
+            <wp:simplePos x="0" y="0"/>
+            <wp:positionH relativeFrom="column">
+              <wp:posOffset>1251080</wp:posOffset>
+            </wp:positionH>
+            <wp:positionV relativeFrom="page">
+              <wp:posOffset>10238792</wp:posOffset>
+            </wp:positionV>
+            <wp:extent cx="610870" cy="220345"/>
+            <wp:effectExtent l="0" t="0" r="0" b="0"/>
+            <wp:wrapNone/>
+            <wp:docPr id="1304475341" name="图片 1"/>
+            <wp:cNvGraphicFramePr>
+              <a:graphicFrameLocks xmlns:a="http://schemas.openxmlformats.org/drawingml/2006/main" noChangeAspect="1"/>
+            </wp:cNvGraphicFramePr>
+            <a:graphic xmlns:a="http://schemas.openxmlformats.org/drawingml/2006/main">
+              <a:graphicData uri="http://schemas.openxmlformats.org/drawingml/2006/picture">
+                <pic:pic xmlns:pic="http://schemas.openxmlformats.org/drawingml/2006/picture">
+                  <pic:nvPicPr>
+                    <pic:cNvPr id="1304475341" name=""/>
+                    <pic:cNvPicPr/>
+                  </pic:nvPicPr>
+                  <pic:blipFill>
+                    <a:blip r:embed="rId7" cstate="print">
+                      <a:extLst>
+                        <a:ext uri="{28A0092B-C50C-407E-A947-70E740481C1C}">
+                          <a14:useLocalDpi xmlns:a14="http://schemas.microsoft.com/office/drawing/2010/main" val="0"/>
+                        </a:ext>
+                      </a:extLst>
+                    </a:blip>
+                    <a:stretch>
+                      <a:fillRect/>
+                    </a:stretch>
+                  </pic:blipFill>
+                  <pic:spPr>
+                    <a:xfrm>
+                      <a:off x="0" y="0"/>
+                      <a:ext cx="610870" cy="220345"/>
+                    </a:xfrm>
+                    <a:prstGeom prst="rect">
+                      <a:avLst/>
+                    </a:prstGeom>
+                  </pic:spPr>
+                </pic:pic>
+              </a:graphicData>
+            </a:graphic>
+            <wp14:sizeRelH relativeFrom="page">
+              <wp14:pctWidth>0</wp14:pctWidth>
+            </wp14:sizeRelH>
+            <wp14:sizeRelV relativeFrom="page">
+              <wp14:pctHeight>0</wp14:pctHeight>
+            </wp14:sizeRelV>
+          </wp:anchor>
+        </w:drawing>
+      </w:r>
+      <w:r>
+        <w:rPr>
+          <w:noProof/>
+        </w:rPr>
+        <w:drawing>
+          <wp:anchor distT="0" distB="0" distL="114300" distR="114300" simplePos="0" relativeHeight="251661312" behindDoc="1" locked="0" layoutInCell="1" allowOverlap="1" wp14:anchorId="5B45ADB5" wp14:editId="7920BBFE">
+            <wp:simplePos x="0" y="0"/>
+            <wp:positionH relativeFrom="margin">
+              <wp:posOffset>3925570</wp:posOffset>
+            </wp:positionH>
+            <wp:positionV relativeFrom="page">
+              <wp:posOffset>10232390</wp:posOffset>
+            </wp:positionV>
+            <wp:extent cx="364490" cy="220345"/>
+            <wp:effectExtent l="0" t="0" r="3810" b="0"/>
+            <wp:wrapNone/>
+            <wp:docPr id="1080865540" name="图片 1"/>
+            <wp:cNvGraphicFramePr>
+              <a:graphicFrameLocks xmlns:a="http://schemas.openxmlformats.org/drawingml/2006/main" noChangeAspect="1"/>
+            </wp:cNvGraphicFramePr>
+            <a:graphic xmlns:a="http://schemas.openxmlformats.org/drawingml/2006/main">
+              <a:graphicData uri="http://schemas.openxmlformats.org/drawingml/2006/picture">
+                <pic:pic xmlns:pic="http://schemas.openxmlformats.org/drawingml/2006/picture">
+                  <pic:nvPicPr>
+                    <pic:cNvPr id="0" name="Picture 1"/>
+                    <pic:cNvPicPr>
+                      <a:picLocks noChangeAspect="1" noChangeArrowheads="1"/>
+                    </pic:cNvPicPr>
+                  </pic:nvPicPr>
+                  <pic:blipFill rotWithShape="1">
+                    <a:blip r:embed="rId8" cstate="print">
+                      <a:extLst>
+                        <a:ext uri="{28A0092B-C50C-407E-A947-70E740481C1C}">
+                          <a14:useLocalDpi xmlns:a14="http://schemas.microsoft.com/office/drawing/2010/main" val="0"/>
+                        </a:ext>
+                      </a:extLst>
+                    </a:blip>
+                    <a:srcRect l="4723" t="10965" r="12531" b="12987"/>
+                    <a:stretch>
+                      <a:fillRect/>
+                    </a:stretch>
+                  </pic:blipFill>
+                  <pic:spPr bwMode="auto">
+                    <a:xfrm>
+                      <a:off x="0" y="0"/>
+                      <a:ext cx="364490" cy="220345"/>
+                    </a:xfrm>
+                    <a:prstGeom prst="rect">
+                      <a:avLst/>
+                    </a:prstGeom>
+                    <a:noFill/>
+                    <a:ln>
+                      <a:noFill/>
+                    </a:ln>
+                    <a:extLst>
+                      <a:ext uri="{53640926-AAD7-44D8-BBD7-CCE9431645EC}">
+                        <a14:shadowObscured xmlns:a14="http://schemas.microsoft.com/office/drawing/2010/main"/>
+                      </a:ext>
+                    </a:extLst>
+                  </pic:spPr>
+                </pic:pic>
+              </a:graphicData>
+            </a:graphic>
+            <wp14:sizeRelH relativeFrom="margin">
+              <wp14:pctWidth>0</wp14:pctWidth>
+            </wp14:sizeRelH>
+            <wp14:sizeRelV relativeFrom="margin">
+              <wp14:pctHeight>0</wp14:pctHeight>
+            </wp14:sizeRelV>
+          </wp:anchor>
+        </w:drawing>
+      </w:r>
+      <w:r>
+        <w:rPr>
+          <w:rFonts w:ascii="Times New Roman" w:hAnsi="Times New Roman" w:cs="Times New Roman"/>
         </w:rPr>
         <w:t>学生</w:t>
       </w:r>
@@ -3649,28 +3791,14 @@
           <w:u w:val="single"/>
           <w:lang w:val="en-US"/>
         </w:rPr>
-        <w:t>林继申</w:t>
+        <w:t xml:space="preserve">            </w:t>
       </w:r>
       <w:r>
         <w:rPr>
           <w:rFonts w:ascii="Times New Roman" w:hAnsi="Times New Roman" w:cs="Times New Roman" w:hint="eastAsia"/>
           <w:u w:val="single"/>
         </w:rPr>
-        <w:t xml:space="preserve">      </w:t>
-      </w:r>
-      <w:r>
-        <w:rPr>
-          <w:rFonts w:ascii="Times New Roman" w:hAnsi="Times New Roman" w:cs="Times New Roman" w:hint="eastAsia"/>
-          <w:u w:val="single"/>
-        </w:rPr>
-        <w:t xml:space="preserve"> </w:t>
-      </w:r>
-      <w:r>
-        <w:rPr>
-          <w:rFonts w:ascii="Times New Roman" w:hAnsi="Times New Roman" w:cs="Times New Roman" w:hint="eastAsia"/>
-          <w:u w:val="single"/>
-        </w:rPr>
-        <w:t xml:space="preserve"> </w:t>
+        <w:t xml:space="preserve">     </w:t>
       </w:r>
       <w:r>
         <w:rPr>
@@ -3745,7 +3873,7 @@
           <w:rFonts w:ascii="Times New Roman" w:hAnsi="Times New Roman" w:cs="Times New Roman" w:hint="eastAsia"/>
           <w:u w:val="single"/>
         </w:rPr>
-        <w:t xml:space="preserve">     </w:t>
+        <w:t xml:space="preserve">  </w:t>
       </w:r>
       <w:r>
         <w:rPr>
@@ -3759,21 +3887,36 @@
           <w:rFonts w:ascii="Times New Roman" w:hAnsi="Times New Roman" w:cs="Times New Roman" w:hint="eastAsia"/>
           <w:u w:val="single"/>
         </w:rPr>
-        <w:t>黄杰</w:t>
+        <w:t xml:space="preserve">   </w:t>
       </w:r>
       <w:r>
         <w:rPr>
           <w:rFonts w:ascii="Times New Roman" w:hAnsi="Times New Roman" w:cs="Times New Roman" w:hint="eastAsia"/>
           <w:u w:val="single"/>
         </w:rPr>
-        <w:t xml:space="preserve">    </w:t>
+        <w:t xml:space="preserve"> </w:t>
+      </w:r>
+      <w:r>
+        <w:rPr>
+          <w:rFonts w:ascii="Times New Roman" w:hAnsi="Times New Roman" w:cs="Times New Roman"/>
+          <w:u w:val="single"/>
+          <w:lang w:val="en-US"/>
+        </w:rPr>
+        <w:t xml:space="preserve">        </w:t>
       </w:r>
       <w:r>
         <w:rPr>
           <w:rFonts w:ascii="Times New Roman" w:hAnsi="Times New Roman" w:cs="Times New Roman" w:hint="eastAsia"/>
           <w:u w:val="single"/>
         </w:rPr>
-        <w:t xml:space="preserve">     </w:t>
+        <w:t xml:space="preserve">    </w:t>
+      </w:r>
+      <w:r>
+        <w:rPr>
+          <w:rFonts w:ascii="Times New Roman" w:hAnsi="Times New Roman" w:cs="Times New Roman" w:hint="eastAsia"/>
+          <w:u w:val="single"/>
+        </w:rPr>
+        <w:t xml:space="preserve">  </w:t>
       </w:r>
       <w:r>
         <w:rPr>
@@ -3845,28 +3988,63 @@
           <w:rFonts w:ascii="Times New Roman" w:hAnsi="Times New Roman" w:cs="Times New Roman" w:hint="eastAsia"/>
           <w:u w:val="single"/>
         </w:rPr>
-        <w:t>年</w:t>
+        <w:t xml:space="preserve"> </w:t>
       </w:r>
       <w:r>
         <w:rPr>
           <w:rFonts w:ascii="Times New Roman" w:hAnsi="Times New Roman" w:cs="Times New Roman" w:hint="eastAsia"/>
           <w:u w:val="single"/>
         </w:rPr>
-        <w:t>4</w:t>
+        <w:t>年</w:t>
       </w:r>
       <w:r>
         <w:rPr>
           <w:rFonts w:ascii="Times New Roman" w:hAnsi="Times New Roman" w:cs="Times New Roman" w:hint="eastAsia"/>
           <w:u w:val="single"/>
         </w:rPr>
-        <w:t>月</w:t>
+        <w:t xml:space="preserve"> </w:t>
       </w:r>
       <w:r>
         <w:rPr>
           <w:rFonts w:ascii="Times New Roman" w:hAnsi="Times New Roman" w:cs="Times New Roman" w:hint="eastAsia"/>
           <w:u w:val="single"/>
         </w:rPr>
+        <w:t>4</w:t>
+      </w:r>
+      <w:r>
+        <w:rPr>
+          <w:rFonts w:ascii="Times New Roman" w:hAnsi="Times New Roman" w:cs="Times New Roman" w:hint="eastAsia"/>
+          <w:u w:val="single"/>
+        </w:rPr>
+        <w:t xml:space="preserve"> </w:t>
+      </w:r>
+      <w:r>
+        <w:rPr>
+          <w:rFonts w:ascii="Times New Roman" w:hAnsi="Times New Roman" w:cs="Times New Roman" w:hint="eastAsia"/>
+          <w:u w:val="single"/>
+        </w:rPr>
+        <w:t>月</w:t>
+      </w:r>
+      <w:r>
+        <w:rPr>
+          <w:rFonts w:ascii="Times New Roman" w:hAnsi="Times New Roman" w:cs="Times New Roman" w:hint="eastAsia"/>
+          <w:u w:val="single"/>
+        </w:rPr>
+        <w:t xml:space="preserve"> </w:t>
+      </w:r>
+      <w:r>
+        <w:rPr>
+          <w:rFonts w:ascii="Times New Roman" w:hAnsi="Times New Roman" w:cs="Times New Roman" w:hint="eastAsia"/>
+          <w:u w:val="single"/>
+        </w:rPr>
         <w:t>12</w:t>
+      </w:r>
+      <w:r>
+        <w:rPr>
+          <w:rFonts w:ascii="Times New Roman" w:hAnsi="Times New Roman" w:cs="Times New Roman" w:hint="eastAsia"/>
+          <w:u w:val="single"/>
+        </w:rPr>
+        <w:t xml:space="preserve"> </w:t>
       </w:r>
       <w:r>
         <w:rPr>

--- a/Documentations/毕业设计（论文）中期检查学生自查表.docx
+++ b/Documentations/毕业设计（论文）中期检查学生自查表.docx
@@ -3589,6 +3589,7 @@
       <w:r>
         <w:rPr>
           <w:rFonts w:ascii="Times New Roman" w:hAnsi="Times New Roman" w:cs="Times New Roman"/>
+          <w:noProof/>
           <w:lang w:val="en-US"/>
         </w:rPr>
         <w:drawing>
@@ -3652,7 +3653,7 @@
           <w:noProof/>
         </w:rPr>
         <w:drawing>
-          <wp:anchor distT="0" distB="0" distL="114300" distR="114300" simplePos="0" relativeHeight="251661312" behindDoc="1" locked="0" layoutInCell="1" allowOverlap="1" wp14:anchorId="5B45ADB5" wp14:editId="7920BBFE">
+          <wp:anchor distT="0" distB="0" distL="114300" distR="114300" simplePos="0" relativeHeight="251661312" behindDoc="1" locked="0" layoutInCell="1" allowOverlap="1" wp14:anchorId="5B45ADB5" wp14:editId="0649EDEB">
             <wp:simplePos x="0" y="0"/>
             <wp:positionH relativeFrom="margin">
               <wp:posOffset>3925570</wp:posOffset>
@@ -4009,35 +4010,28 @@
           <w:rFonts w:ascii="Times New Roman" w:hAnsi="Times New Roman" w:cs="Times New Roman" w:hint="eastAsia"/>
           <w:u w:val="single"/>
         </w:rPr>
-        <w:t>4</w:t>
+        <w:t>3</w:t>
       </w:r>
       <w:r>
         <w:rPr>
           <w:rFonts w:ascii="Times New Roman" w:hAnsi="Times New Roman" w:cs="Times New Roman" w:hint="eastAsia"/>
           <w:u w:val="single"/>
         </w:rPr>
-        <w:t xml:space="preserve"> </w:t>
+        <w:t>月</w:t>
       </w:r>
       <w:r>
         <w:rPr>
           <w:rFonts w:ascii="Times New Roman" w:hAnsi="Times New Roman" w:cs="Times New Roman" w:hint="eastAsia"/>
           <w:u w:val="single"/>
         </w:rPr>
-        <w:t>月</w:t>
+        <w:t xml:space="preserve"> </w:t>
       </w:r>
       <w:r>
         <w:rPr>
           <w:rFonts w:ascii="Times New Roman" w:hAnsi="Times New Roman" w:cs="Times New Roman" w:hint="eastAsia"/>
           <w:u w:val="single"/>
         </w:rPr>
-        <w:t xml:space="preserve"> </w:t>
-      </w:r>
-      <w:r>
-        <w:rPr>
-          <w:rFonts w:ascii="Times New Roman" w:hAnsi="Times New Roman" w:cs="Times New Roman" w:hint="eastAsia"/>
-          <w:u w:val="single"/>
-        </w:rPr>
-        <w:t>12</w:t>
+        <w:t>20</w:t>
       </w:r>
       <w:r>
         <w:rPr>

--- a/Documentations/毕业设计（论文）中期检查学生自查表.docx
+++ b/Documentations/毕业设计（论文）中期检查学生自查表.docx
@@ -3653,7 +3653,7 @@
           <w:noProof/>
         </w:rPr>
         <w:drawing>
-          <wp:anchor distT="0" distB="0" distL="114300" distR="114300" simplePos="0" relativeHeight="251661312" behindDoc="1" locked="0" layoutInCell="1" allowOverlap="1" wp14:anchorId="5B45ADB5" wp14:editId="0649EDEB">
+          <wp:anchor distT="0" distB="0" distL="114300" distR="114300" simplePos="0" relativeHeight="251661312" behindDoc="1" locked="0" layoutInCell="1" allowOverlap="1" wp14:anchorId="5B45ADB5" wp14:editId="2B279CB4">
             <wp:simplePos x="0" y="0"/>
             <wp:positionH relativeFrom="margin">
               <wp:posOffset>3925570</wp:posOffset>
@@ -4011,6 +4011,14 @@
           <w:u w:val="single"/>
         </w:rPr>
         <w:t>3</w:t>
+      </w:r>
+      <w:r>
+        <w:rPr>
+          <w:rFonts w:ascii="Times New Roman" w:hAnsi="Times New Roman" w:cs="Times New Roman"/>
+          <w:u w:val="single"/>
+          <w:lang w:val="en-US"/>
+        </w:rPr>
+        <w:t xml:space="preserve"> </w:t>
       </w:r>
       <w:r>
         <w:rPr>
